--- a/SAJE_292892_revision/build_r2/06_Response_to_Editor.docx
+++ b/SAJE_292892_revision/build_r2/06_Response_to_Editor.docx
@@ -175,7 +175,7 @@
         <w:pStyle w:val="BodyText"/>
       </w:pPr>
       <w:r>
-        <w:t xml:space="preserve">We have rewritten the abstract. It now has 148 words, contains no test statistics or confidence intervals, states the economic argument, and ends with a forward-looking conclusion. The revised abstract reads:</w:t>
+        <w:t xml:space="preserve">We have rewritten the abstract. It now has 149 words, contains no test statistics or confidence intervals, states the economic argument, and ends with a forward-looking conclusion. The revised abstract reads:</w:t>
       </w:r>
     </w:p>
     <w:p>
@@ -183,7 +183,7 @@
         <w:pStyle w:val="BlockText"/>
       </w:pPr>
       <w:r>
-        <w:t xml:space="preserve">Most listed firms in Southeast Asia have no environmental, social, and governance (ESG) score, so investors who screen on scores cannot hold them. We ask which firms enter the London Stock Exchange Group (LSEG) ESG database and what happens to their valuation around entry. We follow 675 non-financial firms in Indonesia, Malaysia, the Philippines, Singapore, and Thailand that received a first recorded score and compare them with 2,613 never-scored firms. Entry is selective. Scored firms are larger, and on average their market-to-book ratio had grown 10.0% faster than that of similar firms before the first recorded score, a run-up absent in a broad Malaysian wave. After entry, the valuation gap stops widening, but whether coverage itself changed valuations depends on when investors first saw the score and on untestable trend assumptions. Research and investment screens that compare rated with unrated firms should model who gets rated and when.</w:t>
+        <w:t xml:space="preserve">Most listed firms in Southeast Asia have no environmental, social, and governance (ESG) score, so investors who screen on scores cannot hold them. We ask which firms enter the London Stock Exchange Group (LSEG) ESG database and what happens to their valuation around entry. We follow 675 non-financial firms in Indonesia, Malaysia, the Philippines, Singapore, and Thailand that received a first recorded score and compare them with 2,613 never-scored firms. Entry is selective. Scored firms are larger, and on average their market-to-book ratio had grown 10.0% faster than that of similar firms before the first recorded score, a run-up not detected in a broad Malaysian wave. After entry, the valuation gap stops widening, but whether coverage itself changed valuations depends on when investors first saw the score and on untestable trend assumptions. Research and investment screens that compare rated with unrated firms should model who gets rated and when.</w:t>
       </w:r>
     </w:p>
     <w:bookmarkEnd w:id="21"/>
@@ -247,7 +247,7 @@
         <w:pStyle w:val="BodyText"/>
       </w:pPr>
       <w:r>
-        <w:t xml:space="preserve">We checked every reference for complete details and current publication status. All journal articles have volume, issue, pages, and a DOI where one exists. Two references remain working papers: Berg, Fabisik, and Sautner (2020), on the rewriting of historical Refinitiv ESG scores, and Berg, Heeb, and Kölbel (2022), on the effect of MSCI rating changes on fund holdings and returns. We searched for journal versions of both in October 2026 and found none. We keep them because they are recent, widely cited, and the primary evidence for two points the paper relies on: that the provider we study has revised historical scores, which bears directly on Reviewer A’s first comment, and that ESG fund holdings respond to MSCI ratings. The paper cites no unpublished paper older than these and no paper from a journal we would regard as obscure. The new references are Crump et al. (2009), on estimation under limited overlap, and the three papers from this journal listed under Comment E1.</w:t>
+        <w:t xml:space="preserve">We checked every reference for complete details and current publication status. All journal articles have volume, issue, pages, and a DOI where one exists. Two references remain working papers: Berg, Fabisik, and Sautner (2020), on the rewriting of historical Refinitiv ESG scores, and Berg, Heeb, and Kölbel (2022), on the effect of MSCI rating changes on fund holdings and returns. We searched for journal versions of both in October 2026 and found none. We keep them because they are recent, widely cited, and the primary evidence for two points the paper relies on: that the provider we study has revised historical scores, which bears directly on Reviewer A’s first comment, and that ESG fund holdings respond to MSCI ratings. The paper cites no unpublished paper older than these and no paper from a journal we would regard as obscure. The new references are Crump et al. (2009), on estimation under limited overlap, and the three papers from this journal listed under Comment E1. We removed Serafeim and Yoon (2023), which the revised text no longer cites.</w:t>
       </w:r>
     </w:p>
     <w:bookmarkEnd w:id="22"/>
@@ -476,7 +476,7 @@
               <w:jc w:val="left"/>
             </w:pPr>
             <w:r>
-              <w:t xml:space="preserve">Abstract rewritten (148 words), forward-looking last sentence</w:t>
+              <w:t xml:space="preserve">Abstract rewritten (149 words), forward-looking last sentence</w:t>
             </w:r>
           </w:p>
         </w:tc>
